--- a/tillsyn/A 971-2026 tillsynsbegäran.docx
+++ b/tillsyn/A 971-2026 tillsynsbegäran.docx
@@ -340,7 +340,7 @@
     <w:r>
       <w:tab/>
       <w:tab/>
-      <w:t>2026-09-14</w:t>
+      <w:t>2026-09-15</w:t>
       <w:br/>
       <w:br/>
     </w:r>

--- a/tillsyn/A 971-2026 tillsynsbegäran.docx
+++ b/tillsyn/A 971-2026 tillsynsbegäran.docx
@@ -340,7 +340,7 @@
     <w:r>
       <w:tab/>
       <w:tab/>
-      <w:t>2026-09-15</w:t>
+      <w:t>2026-09-16</w:t>
       <w:br/>
       <w:br/>
     </w:r>

--- a/tillsyn/A 971-2026 tillsynsbegäran.docx
+++ b/tillsyn/A 971-2026 tillsynsbegäran.docx
@@ -340,7 +340,7 @@
     <w:r>
       <w:tab/>
       <w:tab/>
-      <w:t>2026-09-16</w:t>
+      <w:t>2026-09-17</w:t>
       <w:br/>
       <w:br/>
     </w:r>

--- a/tillsyn/A 971-2026 tillsynsbegäran.docx
+++ b/tillsyn/A 971-2026 tillsynsbegäran.docx
@@ -340,7 +340,7 @@
     <w:r>
       <w:tab/>
       <w:tab/>
-      <w:t>2026-09-17</w:t>
+      <w:t>2026-09-18</w:t>
       <w:br/>
       <w:br/>
     </w:r>

--- a/tillsyn/A 971-2026 tillsynsbegäran.docx
+++ b/tillsyn/A 971-2026 tillsynsbegäran.docx
@@ -340,7 +340,7 @@
     <w:r>
       <w:tab/>
       <w:tab/>
-      <w:t>2026-09-18</w:t>
+      <w:t>2026-09-19</w:t>
       <w:br/>
       <w:br/>
     </w:r>

--- a/tillsyn/A 971-2026 tillsynsbegäran.docx
+++ b/tillsyn/A 971-2026 tillsynsbegäran.docx
@@ -340,7 +340,7 @@
     <w:r>
       <w:tab/>
       <w:tab/>
-      <w:t>2026-09-19</w:t>
+      <w:t>2026-09-21</w:t>
       <w:br/>
       <w:br/>
     </w:r>

--- a/tillsyn/A 971-2026 tillsynsbegäran.docx
+++ b/tillsyn/A 971-2026 tillsynsbegäran.docx
@@ -340,7 +340,7 @@
     <w:r>
       <w:tab/>
       <w:tab/>
-      <w:t>2026-09-21</w:t>
+      <w:t>2026-09-23</w:t>
       <w:br/>
       <w:br/>
     </w:r>

--- a/tillsyn/A 971-2026 tillsynsbegäran.docx
+++ b/tillsyn/A 971-2026 tillsynsbegäran.docx
@@ -340,7 +340,7 @@
     <w:r>
       <w:tab/>
       <w:tab/>
-      <w:t>2026-09-23</w:t>
+      <w:t>2026-09-24</w:t>
       <w:br/>
       <w:br/>
     </w:r>

--- a/tillsyn/A 971-2026 tillsynsbegäran.docx
+++ b/tillsyn/A 971-2026 tillsynsbegäran.docx
@@ -340,7 +340,7 @@
     <w:r>
       <w:tab/>
       <w:tab/>
-      <w:t>2026-09-24</w:t>
+      <w:t>2026-09-25</w:t>
       <w:br/>
       <w:br/>
     </w:r>

--- a/tillsyn/A 971-2026 tillsynsbegäran.docx
+++ b/tillsyn/A 971-2026 tillsynsbegäran.docx
@@ -340,7 +340,7 @@
     <w:r>
       <w:tab/>
       <w:tab/>
-      <w:t>2026-09-25</w:t>
+      <w:t>2026-09-26</w:t>
       <w:br/>
       <w:br/>
     </w:r>

--- a/tillsyn/A 971-2026 tillsynsbegäran.docx
+++ b/tillsyn/A 971-2026 tillsynsbegäran.docx
@@ -340,7 +340,7 @@
     <w:r>
       <w:tab/>
       <w:tab/>
-      <w:t>2026-09-26</w:t>
+      <w:t>2026-09-27</w:t>
       <w:br/>
       <w:br/>
     </w:r>

--- a/tillsyn/A 971-2026 tillsynsbegäran.docx
+++ b/tillsyn/A 971-2026 tillsynsbegäran.docx
@@ -340,7 +340,7 @@
     <w:r>
       <w:tab/>
       <w:tab/>
-      <w:t>2026-09-27</w:t>
+      <w:t>2026-09-28</w:t>
       <w:br/>
       <w:br/>
     </w:r>

--- a/tillsyn/A 971-2026 tillsynsbegäran.docx
+++ b/tillsyn/A 971-2026 tillsynsbegäran.docx
@@ -340,7 +340,7 @@
     <w:r>
       <w:tab/>
       <w:tab/>
-      <w:t>2026-09-28</w:t>
+      <w:t>2026-09-29</w:t>
       <w:br/>
       <w:br/>
     </w:r>

--- a/tillsyn/A 971-2026 tillsynsbegäran.docx
+++ b/tillsyn/A 971-2026 tillsynsbegäran.docx
@@ -340,7 +340,7 @@
     <w:r>
       <w:tab/>
       <w:tab/>
-      <w:t>2026-09-29</w:t>
+      <w:t>2026-09-30</w:t>
       <w:br/>
       <w:br/>
     </w:r>

--- a/tillsyn/A 971-2026 tillsynsbegäran.docx
+++ b/tillsyn/A 971-2026 tillsynsbegäran.docx
@@ -340,7 +340,7 @@
     <w:r>
       <w:tab/>
       <w:tab/>
-      <w:t>2026-09-30</w:t>
+      <w:t>2026-10-01</w:t>
       <w:br/>
       <w:br/>
     </w:r>

--- a/tillsyn/A 971-2026 tillsynsbegäran.docx
+++ b/tillsyn/A 971-2026 tillsynsbegäran.docx
@@ -340,7 +340,7 @@
     <w:r>
       <w:tab/>
       <w:tab/>
-      <w:t>2026-10-01</w:t>
+      <w:t>2026-10-02</w:t>
       <w:br/>
       <w:br/>
     </w:r>

--- a/tillsyn/A 971-2026 tillsynsbegäran.docx
+++ b/tillsyn/A 971-2026 tillsynsbegäran.docx
@@ -340,7 +340,7 @@
     <w:r>
       <w:tab/>
       <w:tab/>
-      <w:t>2026-10-02</w:t>
+      <w:t>2026-10-03</w:t>
       <w:br/>
       <w:br/>
     </w:r>

--- a/tillsyn/A 971-2026 tillsynsbegäran.docx
+++ b/tillsyn/A 971-2026 tillsynsbegäran.docx
@@ -340,7 +340,7 @@
     <w:r>
       <w:tab/>
       <w:tab/>
-      <w:t>2026-10-03</w:t>
+      <w:t>2026-10-04</w:t>
       <w:br/>
       <w:br/>
     </w:r>

--- a/tillsyn/A 971-2026 tillsynsbegäran.docx
+++ b/tillsyn/A 971-2026 tillsynsbegäran.docx
@@ -340,7 +340,7 @@
     <w:r>
       <w:tab/>
       <w:tab/>
-      <w:t>2026-10-04</w:t>
+      <w:t>2026-10-05</w:t>
       <w:br/>
       <w:br/>
     </w:r>

--- a/tillsyn/A 971-2026 tillsynsbegäran.docx
+++ b/tillsyn/A 971-2026 tillsynsbegäran.docx
@@ -340,7 +340,7 @@
     <w:r>
       <w:tab/>
       <w:tab/>
-      <w:t>2026-10-05</w:t>
+      <w:t>2026-10-06</w:t>
       <w:br/>
       <w:br/>
     </w:r>

--- a/tillsyn/A 971-2026 tillsynsbegäran.docx
+++ b/tillsyn/A 971-2026 tillsynsbegäran.docx
@@ -340,7 +340,7 @@
     <w:r>
       <w:tab/>
       <w:tab/>
-      <w:t>2026-10-06</w:t>
+      <w:t>2026-10-07</w:t>
       <w:br/>
       <w:br/>
     </w:r>

--- a/tillsyn/A 971-2026 tillsynsbegäran.docx
+++ b/tillsyn/A 971-2026 tillsynsbegäran.docx
@@ -340,7 +340,7 @@
     <w:r>
       <w:tab/>
       <w:tab/>
-      <w:t>2026-10-07</w:t>
+      <w:t>2026-10-08</w:t>
       <w:br/>
       <w:br/>
     </w:r>

--- a/tillsyn/A 971-2026 tillsynsbegäran.docx
+++ b/tillsyn/A 971-2026 tillsynsbegäran.docx
@@ -340,7 +340,7 @@
     <w:r>
       <w:tab/>
       <w:tab/>
-      <w:t>2026-10-08</w:t>
+      <w:t>2026-10-09</w:t>
       <w:br/>
       <w:br/>
     </w:r>

--- a/tillsyn/A 971-2026 tillsynsbegäran.docx
+++ b/tillsyn/A 971-2026 tillsynsbegäran.docx
@@ -340,7 +340,7 @@
     <w:r>
       <w:tab/>
       <w:tab/>
-      <w:t>2026-10-09</w:t>
+      <w:t>2026-10-10</w:t>
       <w:br/>
       <w:br/>
     </w:r>

--- a/tillsyn/A 971-2026 tillsynsbegäran.docx
+++ b/tillsyn/A 971-2026 tillsynsbegäran.docx
@@ -340,7 +340,7 @@
     <w:r>
       <w:tab/>
       <w:tab/>
-      <w:t>2026-10-10</w:t>
+      <w:t>2026-10-11</w:t>
       <w:br/>
       <w:br/>
     </w:r>

--- a/tillsyn/A 971-2026 tillsynsbegäran.docx
+++ b/tillsyn/A 971-2026 tillsynsbegäran.docx
@@ -340,7 +340,7 @@
     <w:r>
       <w:tab/>
       <w:tab/>
-      <w:t>2026-10-11</w:t>
+      <w:t>2026-10-12</w:t>
       <w:br/>
       <w:br/>
     </w:r>

--- a/tillsyn/A 971-2026 tillsynsbegäran.docx
+++ b/tillsyn/A 971-2026 tillsynsbegäran.docx
@@ -340,7 +340,7 @@
     <w:r>
       <w:tab/>
       <w:tab/>
-      <w:t>2026-10-12</w:t>
+      <w:t>2026-10-13</w:t>
       <w:br/>
       <w:br/>
     </w:r>

--- a/tillsyn/A 971-2026 tillsynsbegäran.docx
+++ b/tillsyn/A 971-2026 tillsynsbegäran.docx
@@ -340,7 +340,7 @@
     <w:r>
       <w:tab/>
       <w:tab/>
-      <w:t>2026-10-13</w:t>
+      <w:t>2026-10-14</w:t>
       <w:br/>
       <w:br/>
     </w:r>

--- a/tillsyn/A 971-2026 tillsynsbegäran.docx
+++ b/tillsyn/A 971-2026 tillsynsbegäran.docx
@@ -12,7 +12,7 @@
     </w:p>
     <w:p>
       <w:r>
-        <w:t>Denna tillsynsbegäran behandlar höga naturvärden i avverkningsanmälan A 971-2026 i Bergs kommun som inkom 2026-01-07 och omfattar 9,7 ha.</w:t>
+        <w:t>Denna tillsynsbegäran behandlar höga naturvärden i avverkningsanmälan A 971-2026 i Bergs kommun som inkom 2026-01-07 och omfattar 10,1 ha.</w:t>
       </w:r>
     </w:p>
     <w:p>
@@ -60,12 +60,12 @@
         <w:spacing w:after="240"/>
       </w:pPr>
       <w:r>
-        <w:t>Figur 1. Fyndplatser för naturvårdsarter i och inom 25 meter från avverkningsanmälan. Markörer utan svart kant är placerade på fyndplatsen. Markörer med svart kant är placerade vid sidan av fyndplatsen och har ett svart streck som visar fyndplatsens exakta position. Kartans mittpunktskoordinat är N 6974583, E 408810 i SWEREF 99 TM.</w:t>
+        <w:t>Figur 1. Fyndplatser för naturvårdsarter i och inom 23 meter från avverkningsanmälan. Markörer utan svart kant är placerade på fyndplatsen. Markörer med svart kant är placerade vid sidan av fyndplatsen och har ett svart streck som visar fyndplatsens exakta position. Kartans mittpunktskoordinat är N 6974583, E 408811 i SWEREF 99 TM.</w:t>
       </w:r>
     </w:p>
     <w:p>
       <w:r>
-        <w:t>I och inom 25 meter från avverkningsanmälan finns fynd av 4 naturvårdsarter, varav 4 är rödlistade, 1 är fridlyst och 3 är typiska (T): garnlav (VU, T), doftskinn (NT, T), grönsångare (NT, §4) och knottrig blåslav (NT, T). Se Figur 1.</w:t>
+        <w:t>I och inom 23 meter från avverkningsanmälan finns fynd av 4 naturvårdsarter, varav 4 är rödlistade, 1 är fridlyst och 3 är typiska (T): garnlav (VU, T), doftskinn (NT, T), grönsångare (NT, §4) och knottrig blåslav (NT, T). Se Figur 1.</w:t>
       </w:r>
     </w:p>
     <w:p>
@@ -340,7 +340,7 @@
     <w:r>
       <w:tab/>
       <w:tab/>
-      <w:t>2026-10-14</w:t>
+      <w:t>2026-10-15</w:t>
       <w:br/>
       <w:br/>
     </w:r>

--- a/tillsyn/A 971-2026 tillsynsbegäran.docx
+++ b/tillsyn/A 971-2026 tillsynsbegäran.docx
@@ -340,7 +340,7 @@
     <w:r>
       <w:tab/>
       <w:tab/>
-      <w:t>2026-10-15</w:t>
+      <w:t>2026-10-16</w:t>
       <w:br/>
       <w:br/>
     </w:r>

--- a/tillsyn/A 971-2026 tillsynsbegäran.docx
+++ b/tillsyn/A 971-2026 tillsynsbegäran.docx
@@ -340,7 +340,7 @@
     <w:r>
       <w:tab/>
       <w:tab/>
-      <w:t>2026-10-16</w:t>
+      <w:t>2026-10-17</w:t>
       <w:br/>
       <w:br/>
     </w:r>

--- a/tillsyn/A 971-2026 tillsynsbegäran.docx
+++ b/tillsyn/A 971-2026 tillsynsbegäran.docx
@@ -340,7 +340,7 @@
     <w:r>
       <w:tab/>
       <w:tab/>
-      <w:t>2026-10-17</w:t>
+      <w:t>2026-10-18</w:t>
       <w:br/>
       <w:br/>
     </w:r>

--- a/tillsyn/A 971-2026 tillsynsbegäran.docx
+++ b/tillsyn/A 971-2026 tillsynsbegäran.docx
@@ -340,7 +340,7 @@
     <w:r>
       <w:tab/>
       <w:tab/>
-      <w:t>2026-10-18</w:t>
+      <w:t>2026-10-19</w:t>
       <w:br/>
       <w:br/>
     </w:r>

--- a/tillsyn/A 971-2026 tillsynsbegäran.docx
+++ b/tillsyn/A 971-2026 tillsynsbegäran.docx
@@ -340,7 +340,7 @@
     <w:r>
       <w:tab/>
       <w:tab/>
-      <w:t>2026-10-19</w:t>
+      <w:t>2026-10-20</w:t>
       <w:br/>
       <w:br/>
     </w:r>

--- a/tillsyn/A 971-2026 tillsynsbegäran.docx
+++ b/tillsyn/A 971-2026 tillsynsbegäran.docx
@@ -340,7 +340,7 @@
     <w:r>
       <w:tab/>
       <w:tab/>
-      <w:t>2026-10-20</w:t>
+      <w:t>2026-10-21</w:t>
       <w:br/>
       <w:br/>
     </w:r>

--- a/tillsyn/A 971-2026 tillsynsbegäran.docx
+++ b/tillsyn/A 971-2026 tillsynsbegäran.docx
@@ -340,7 +340,7 @@
     <w:r>
       <w:tab/>
       <w:tab/>
-      <w:t>2026-10-21</w:t>
+      <w:t>2026-10-22</w:t>
       <w:br/>
       <w:br/>
     </w:r>

--- a/tillsyn/A 971-2026 tillsynsbegäran.docx
+++ b/tillsyn/A 971-2026 tillsynsbegäran.docx
@@ -340,7 +340,7 @@
     <w:r>
       <w:tab/>
       <w:tab/>
-      <w:t>2026-10-22</w:t>
+      <w:t>2026-10-23</w:t>
       <w:br/>
       <w:br/>
     </w:r>

--- a/tillsyn/A 971-2026 tillsynsbegäran.docx
+++ b/tillsyn/A 971-2026 tillsynsbegäran.docx
@@ -340,7 +340,7 @@
     <w:r>
       <w:tab/>
       <w:tab/>
-      <w:t>2026-10-23</w:t>
+      <w:t>2026-10-24</w:t>
       <w:br/>
       <w:br/>
     </w:r>

--- a/tillsyn/A 971-2026 tillsynsbegäran.docx
+++ b/tillsyn/A 971-2026 tillsynsbegäran.docx
@@ -340,7 +340,7 @@
     <w:r>
       <w:tab/>
       <w:tab/>
-      <w:t>2026-10-24</w:t>
+      <w:t>2026-10-25</w:t>
       <w:br/>
       <w:br/>
     </w:r>

--- a/tillsyn/A 971-2026 tillsynsbegäran.docx
+++ b/tillsyn/A 971-2026 tillsynsbegäran.docx
@@ -340,7 +340,7 @@
     <w:r>
       <w:tab/>
       <w:tab/>
-      <w:t>2026-10-25</w:t>
+      <w:t>2026-10-26</w:t>
       <w:br/>
       <w:br/>
     </w:r>

--- a/tillsyn/A 971-2026 tillsynsbegäran.docx
+++ b/tillsyn/A 971-2026 tillsynsbegäran.docx
@@ -340,7 +340,7 @@
     <w:r>
       <w:tab/>
       <w:tab/>
-      <w:t>2026-10-26</w:t>
+      <w:t>2026-10-27</w:t>
       <w:br/>
       <w:br/>
     </w:r>

--- a/tillsyn/A 971-2026 tillsynsbegäran.docx
+++ b/tillsyn/A 971-2026 tillsynsbegäran.docx
@@ -340,7 +340,7 @@
     <w:r>
       <w:tab/>
       <w:tab/>
-      <w:t>2026-10-27</w:t>
+      <w:t>2026-10-28</w:t>
       <w:br/>
       <w:br/>
     </w:r>

--- a/tillsyn/A 971-2026 tillsynsbegäran.docx
+++ b/tillsyn/A 971-2026 tillsynsbegäran.docx
@@ -340,7 +340,7 @@
     <w:r>
       <w:tab/>
       <w:tab/>
-      <w:t>2026-10-28</w:t>
+      <w:t>2026-10-29</w:t>
       <w:br/>
       <w:br/>
     </w:r>

--- a/tillsyn/A 971-2026 tillsynsbegäran.docx
+++ b/tillsyn/A 971-2026 tillsynsbegäran.docx
@@ -340,7 +340,7 @@
     <w:r>
       <w:tab/>
       <w:tab/>
-      <w:t>2026-10-29</w:t>
+      <w:t>2026-10-31</w:t>
       <w:br/>
       <w:br/>
     </w:r>
